--- a/artifacts/manuscript_final/supplementary_information_final.docx
+++ b/artifacts/manuscript_final/supplementary_information_final.docx
@@ -2963,7 +2963,7 @@
         </w:rPr>
         <w:drawing>
           <wp:inline distT="0" distB="0" distL="0" distR="0" wp14:anchorId="52BF30D2" wp14:editId="0BC0BE89">
-            <wp:extent cx="5760720" cy="1670268"/>
+            <wp:extent cx="5760720" cy="1670267"/>
             <wp:effectExtent l="0" t="0" r="0" b="0"/>
             <wp:docPr id="2" name="Picture 2"/>
             <wp:cNvGraphicFramePr>
@@ -2985,7 +2985,7 @@
                   <pic:spPr>
                     <a:xfrm>
                       <a:off x="0" y="0"/>
-                      <a:ext cx="5760720" cy="1670268"/>
+                      <a:ext cx="5760720" cy="1670267"/>
                     </a:xfrm>
                     <a:prstGeom prst="rect">
                       <a:avLst/>
@@ -7245,31 +7245,49 @@
         <w:rPr>
           <w:b/>
           <w:bCs/>
+          <w:highlight w:val="yellow"/>
         </w:rPr>
-        <w:t>Fig. S-4</w:t>
+        <w:t xml:space="preserve">Fig. S-4</w:t>
       </w:r>
       <w:r>
-        <w:t xml:space="preserve"> Phase map, phase-gradient magnitude, and contours of EdgeSAM (</w:t>
+        <w:rPr>
+          <w:highlight w:val="yellow"/>
+        </w:rPr>
+        <w:t xml:space="preserve"> </w:t>
+      </w:r>
+      <w:r>
+        <w:rPr>
+          <w:highlight w:val="yellow"/>
+        </w:rPr>
+        <w:t xml:space="preserve">Phase map, phase-gradient magnitude, and contours of EdgeSAM (</w:t>
       </w:r>
       <w:r>
         <w:rPr>
           <w:i/>
           <w:iCs/>
+          <w:highlight w:val="yellow"/>
         </w:rPr>
-        <w:t>r</w:t>
+        <w:t xml:space="preserve">r</w:t>
       </w:r>
       <w:r>
-        <w:t>=32) and MobileSAM (</w:t>
+        <w:rPr>
+          <w:highlight w:val="yellow"/>
+        </w:rPr>
+        <w:t xml:space="preserve">=32) and MobileSAM (</w:t>
       </w:r>
       <w:r>
         <w:rPr>
           <w:i/>
           <w:iCs/>
+          <w:highlight w:val="yellow"/>
         </w:rPr>
-        <w:t>r</w:t>
+        <w:t xml:space="preserve">r</w:t>
       </w:r>
       <w:r>
-        <w:t>=8) (seed 42) on the gradient magnitude, for the validation window with the most annotated foreground.</w:t>
+        <w:rPr>
+          <w:highlight w:val="yellow"/>
+        </w:rPr>
+        <w:t xml:space="preserve">=8) (seed 42) on the gradient magnitude. The window is the 256 × 256 px window with the most annotated foreground on a 32 px grid within the validation image with the most annotated foreground; it coincides with the discocyte window of Fig. 6 because discocytes dominate that image.</w:t>
       </w:r>
     </w:p>
     <w:p>
@@ -11504,7 +11522,7 @@
           <w:rFonts w:ascii="Times New Roman" w:hAnsi="Times New Roman" w:cs="Times New Roman"/>
           <w:highlight w:val="yellow"/>
         </w:rPr>
-        <w:t xml:space="preserve">Table S-6 gives, for each segmentation and training seed, the image-level Spearman correlation with storage day, the permutation p-value with the 11 acquisition dates permuted as whole blocks (20,000 permutations), the 95% date-bootstrap interval (20,000 resamples), and the range of the correlation when each date is left out, for projected area, dry mass, and the per-image difference between predicted and annotation-derived dry mass. With 11 clusters and an undocumented donor structure, these tests are approximate and exploratory. For comparison, the table also gives the p-value of the image-level Spearman test that treats the 66 images as independent. That test is anti-conservative here, because the six images of a date share the same samples: for the EdgeSAM (</w:t>
+        <w:t xml:space="preserve">Table S-6 gives, for each segmentation and training seed, the image-level Spearman correlation with storage day, the permutation p-value with the 11 acquisition dates permuted as whole blocks (exact test over all 11! = 39,916,800 permutations, so the p-values carry no Monte Carlo error), the 95% date-bootstrap interval (20,000 resamples), and the range of the correlation when each date is left out, for projected area, dry mass, and the per-image difference between predicted and annotation-derived dry mass. With 11 clusters and an undocumented donor structure, these tests are approximate and exploratory. For comparison, the table also gives the p-value of the image-level Spearman test that treats the 66 images as independent. That test is anti-conservative here, because the six images of a date share the same samples: for the EdgeSAM (</w:t>
       </w:r>
       <w:r>
         <w:rPr>
@@ -11520,7 +11538,7 @@
           <w:rFonts w:ascii="Times New Roman" w:hAnsi="Times New Roman" w:cs="Times New Roman"/>
           <w:highlight w:val="yellow"/>
         </w:rPr>
-        <w:t xml:space="preserve">=32) dry mass it gives p = 0.008, 0.052, 0.036 for seeds 42, 43, and 44, whereas the date-clustered test gives p = 0.11, 0.17, 0.083. Conclusions in the main text are based on the date-clustered test.</w:t>
+        <w:t xml:space="preserve">=32) dry mass it gives p = 0.008, 0.052, 0.036 for seeds 42, 43, and 44, whereas the date-clustered test gives p = 0.10, 0.17, 0.090. Conclusions in the main text are based on the date-clustered test.</w:t>
       </w:r>
     </w:p>
     <w:p>
@@ -11906,7 +11924,7 @@
                 <w:szCs w:val="16"/>
                 <w:highlight w:val="yellow"/>
               </w:rPr>
-              <w:t xml:space="preserve">0.019</w:t>
+              <w:t xml:space="preserve">0.018</w:t>
             </w:r>
           </w:p>
         </w:tc>
@@ -11927,7 +11945,7 @@
                 <w:szCs w:val="16"/>
                 <w:highlight w:val="yellow"/>
               </w:rPr>
-              <w:t xml:space="preserve">−0.85 to 0.03</w:t>
+              <w:t xml:space="preserve">−0.85 to 0.04</w:t>
             </w:r>
           </w:p>
         </w:tc>
@@ -12486,7 +12504,7 @@
                 <w:szCs w:val="16"/>
                 <w:highlight w:val="yellow"/>
               </w:rPr>
-              <w:t xml:space="preserve">−0.86 to −0.09</w:t>
+              <w:t xml:space="preserve">−0.87 to −0.10</w:t>
             </w:r>
           </w:p>
         </w:tc>
@@ -12851,7 +12869,7 @@
                 <w:szCs w:val="16"/>
                 <w:highlight w:val="yellow"/>
               </w:rPr>
-              <w:t xml:space="preserve">0.11</w:t>
+              <w:t xml:space="preserve">0.10</w:t>
             </w:r>
           </w:p>
         </w:tc>
@@ -13065,7 +13083,7 @@
                 <w:szCs w:val="16"/>
                 <w:highlight w:val="yellow"/>
               </w:rPr>
-              <w:t xml:space="preserve">−0.47 to 0.05</w:t>
+              <w:t xml:space="preserve">−0.47 to 0.06</w:t>
             </w:r>
           </w:p>
         </w:tc>
@@ -13237,7 +13255,7 @@
                 <w:szCs w:val="16"/>
                 <w:highlight w:val="yellow"/>
               </w:rPr>
-              <w:t xml:space="preserve">0.083</w:t>
+              <w:t xml:space="preserve">0.090</w:t>
             </w:r>
           </w:p>
         </w:tc>
@@ -13430,7 +13448,7 @@
                 <w:szCs w:val="16"/>
                 <w:highlight w:val="yellow"/>
               </w:rPr>
-              <w:t xml:space="preserve">0.078</w:t>
+              <w:t xml:space="preserve">0.080</w:t>
             </w:r>
           </w:p>
         </w:tc>
@@ -13644,7 +13662,7 @@
                 <w:szCs w:val="16"/>
                 <w:highlight w:val="yellow"/>
               </w:rPr>
-              <w:t xml:space="preserve">−0.43 to 0.08</w:t>
+              <w:t xml:space="preserve">−0.43 to 0.07</w:t>
             </w:r>
           </w:p>
         </w:tc>
@@ -13816,7 +13834,7 @@
                 <w:szCs w:val="16"/>
                 <w:highlight w:val="yellow"/>
               </w:rPr>
-              <w:t xml:space="preserve">0.090</w:t>
+              <w:t xml:space="preserve">0.088</w:t>
             </w:r>
           </w:p>
         </w:tc>
@@ -13837,7 +13855,7 @@
                 <w:szCs w:val="16"/>
                 <w:highlight w:val="yellow"/>
               </w:rPr>
-              <w:t xml:space="preserve">−0.41 to 0.04</w:t>
+              <w:t xml:space="preserve">−0.41 to 0.03</w:t>
             </w:r>
           </w:p>
         </w:tc>
@@ -14030,7 +14048,7 @@
                 <w:szCs w:val="16"/>
                 <w:highlight w:val="yellow"/>
               </w:rPr>
-              <w:t xml:space="preserve">−0.87 to −0.10</w:t>
+              <w:t xml:space="preserve">−0.87 to −0.08</w:t>
             </w:r>
           </w:p>
         </w:tc>
@@ -14223,7 +14241,7 @@
                 <w:szCs w:val="16"/>
                 <w:highlight w:val="yellow"/>
               </w:rPr>
-              <w:t xml:space="preserve">−0.86 to −0.09</w:t>
+              <w:t xml:space="preserve">−0.86 to −0.10</w:t>
             </w:r>
           </w:p>
         </w:tc>
@@ -14395,7 +14413,7 @@
                 <w:szCs w:val="16"/>
                 <w:highlight w:val="yellow"/>
               </w:rPr>
-              <w:t xml:space="preserve">0.027</w:t>
+              <w:t xml:space="preserve">0.024</w:t>
             </w:r>
           </w:p>
         </w:tc>
@@ -14416,7 +14434,7 @@
                 <w:szCs w:val="16"/>
                 <w:highlight w:val="yellow"/>
               </w:rPr>
-              <w:t xml:space="preserve">−0.81 to 0.03</w:t>
+              <w:t xml:space="preserve">−0.81 to 0.04</w:t>
             </w:r>
           </w:p>
         </w:tc>
@@ -14588,7 +14606,7 @@
                 <w:szCs w:val="16"/>
                 <w:highlight w:val="yellow"/>
               </w:rPr>
-              <w:t xml:space="preserve">0.36</w:t>
+              <w:t xml:space="preserve">0.35</w:t>
             </w:r>
           </w:p>
         </w:tc>
@@ -14609,7 +14627,7 @@
                 <w:szCs w:val="16"/>
                 <w:highlight w:val="yellow"/>
               </w:rPr>
-              <w:t xml:space="preserve">−0.38 to 0.16</w:t>
+              <w:t xml:space="preserve">−0.38 to 0.15</w:t>
             </w:r>
           </w:p>
         </w:tc>
@@ -14802,7 +14820,7 @@
                 <w:szCs w:val="16"/>
                 <w:highlight w:val="yellow"/>
               </w:rPr>
-              <w:t xml:space="preserve">−0.45 to 0.14</w:t>
+              <w:t xml:space="preserve">−0.45 to 0.15</w:t>
             </w:r>
           </w:p>
         </w:tc>
@@ -14974,7 +14992,7 @@
                 <w:szCs w:val="16"/>
                 <w:highlight w:val="yellow"/>
               </w:rPr>
-              <w:t xml:space="preserve">0.33</w:t>
+              <w:t xml:space="preserve">0.34</w:t>
             </w:r>
           </w:p>
         </w:tc>
@@ -14995,7 +15013,7 @@
                 <w:szCs w:val="16"/>
                 <w:highlight w:val="yellow"/>
               </w:rPr>
-              <w:t xml:space="preserve">−0.43 to 0.17</w:t>
+              <w:t xml:space="preserve">−0.43 to 0.18</w:t>
             </w:r>
           </w:p>
         </w:tc>
@@ -15167,7 +15185,7 @@
                 <w:szCs w:val="16"/>
                 <w:highlight w:val="yellow"/>
               </w:rPr>
-              <w:t xml:space="preserve">0.79</w:t>
+              <w:t xml:space="preserve">0.78</w:t>
             </w:r>
           </w:p>
         </w:tc>
@@ -15188,7 +15206,7 @@
                 <w:szCs w:val="16"/>
                 <w:highlight w:val="yellow"/>
               </w:rPr>
-              <w:t xml:space="preserve">−0.19 to 0.14</w:t>
+              <w:t xml:space="preserve">−0.18 to 0.14</w:t>
             </w:r>
           </w:p>
         </w:tc>
@@ -31986,32 +32004,6 @@
 
 <file path=word/numbering.xml><?xml version="1.0" encoding="utf-8"?>
 <w:numbering xmlns:wpc="http://schemas.microsoft.com/office/word/2010/wordprocessingCanvas" xmlns:cx="http://schemas.microsoft.com/office/drawing/2014/chartex" xmlns:cx1="http://schemas.microsoft.com/office/drawing/2015/9/8/chartex" xmlns:cx2="http://schemas.microsoft.com/office/drawing/2015/10/21/chartex" xmlns:cx3="http://schemas.microsoft.com/office/drawing/2016/5/9/chartex" xmlns:cx4="http://schemas.microsoft.com/office/drawing/2016/5/10/chartex" xmlns:cx5="http://schemas.microsoft.com/office/drawing/2016/5/11/chartex" xmlns:cx6="http://schemas.microsoft.com/office/drawing/2016/5/12/chartex" xmlns:cx7="http://schemas.microsoft.com/office/drawing/2016/5/13/chartex" xmlns:cx8="http://schemas.microsoft.com/office/drawing/2016/5/14/chartex" xmlns:mc="http://schemas.openxmlformats.org/markup-compatibility/2006" xmlns:aink="http://schemas.microsoft.com/office/drawing/2016/ink" xmlns:am3d="http://schemas.microsoft.com/office/drawing/2017/model3d" xmlns:o="urn:schemas-microsoft-com:office:office" xmlns:oel="http://schemas.microsoft.com/office/2019/extlst" xmlns:r="http://schemas.openxmlformats.org/officeDocument/2006/relationships" xmlns:m="http://schemas.openxmlformats.org/officeDocument/2006/math" xmlns:v="urn:schemas-microsoft-com:vml" xmlns:wp14="http://schemas.microsoft.com/office/word/2010/wordprocessingDrawing" xmlns:wp="http://schemas.openxmlformats.org/drawingml/2006/wordprocessingDrawing" xmlns:w10="urn:schemas-microsoft-com:office:word" xmlns:w="http://schemas.openxmlformats.org/wordprocessingml/2006/main" xmlns:w14="http://schemas.microsoft.com/office/word/2010/wordml" xmlns:w15="http://schemas.microsoft.com/office/word/2012/wordml" xmlns:w16cex="http://schemas.microsoft.com/office/word/2018/wordml/cex" xmlns:w16cid="http://schemas.microsoft.com/office/word/2016/wordml/cid" xmlns:w16="http://schemas.microsoft.com/office/word/2018/wordml" xmlns:w16du="http://schemas.microsoft.com/office/word/2023/wordml/word16du" xmlns:w16sdtdh="http://schemas.microsoft.com/office/word/2020/wordml/sdtdatahash" xmlns:w16sdtfl="http://schemas.microsoft.com/office/word/2024/wordml/sdtformatlock" xmlns:w16se="http://schemas.microsoft.com/office/word/2015/wordml/symex" xmlns:wpg="http://schemas.microsoft.com/office/word/2010/wordprocessingGroup" xmlns:wpi="http://schemas.microsoft.com/office/word/2010/wordprocessingInk" xmlns:wne="http://schemas.microsoft.com/office/word/2006/wordml" xmlns:wps="http://schemas.microsoft.com/office/word/2010/wordprocessingShape" mc:Ignorable="w14 w15 w16se w16cid w16 w16cex w16sdtdh w16sdtfl w16du wp14">
-  <w:numPicBullet w:numPicBulletId="0">
-    <w:pict>
-      <v:shapetype id="_x0000_t75" coordsize="21600,21600" o:spt="75" o:preferrelative="t" path="m@4@5l@4@11@9@11@9@5xe" filled="f" stroked="f">
-        <v:stroke joinstyle="miter"/>
-        <v:formulas>
-          <v:f eqn="if lineDrawn pixelLineWidth 0"/>
-          <v:f eqn="sum @0 1 0"/>
-          <v:f eqn="sum 0 0 @1"/>
-          <v:f eqn="prod @2 1 2"/>
-          <v:f eqn="prod @3 21600 pixelWidth"/>
-          <v:f eqn="prod @3 21600 pixelHeight"/>
-          <v:f eqn="sum @0 0 1"/>
-          <v:f eqn="prod @6 1 2"/>
-          <v:f eqn="prod @7 21600 pixelWidth"/>
-          <v:f eqn="sum @8 21600 0"/>
-          <v:f eqn="prod @7 21600 pixelHeight"/>
-          <v:f eqn="sum @10 21600 0"/>
-        </v:formulas>
-        <v:path o:extrusionok="f" gradientshapeok="t" o:connecttype="rect"/>
-        <o:lock v:ext="edit" aspectratio="t"/>
-      </v:shapetype>
-      <v:shape id="_x0000_i1025" type="#_x0000_t75" style="width:10.5pt;height:12.5pt;visibility:visible" o:bullet="t">
-        <v:imagedata r:id="rId1" o:title=""/>
-      </v:shape>
-    </w:pict>
-  </w:numPicBullet>
   <w:abstractNum w:abstractNumId="0" w15:restartNumberingAfterBreak="0">
     <w:nsid w:val="311A7985"/>
     <w:multiLevelType w:val="hybridMultilevel"/>
@@ -32258,7 +32250,6 @@
       <w:start w:val="1"/>
       <w:numFmt w:val="bullet"/>
       <w:lvlText w:val=""/>
-      <w:lvlPicBulletId w:val="0"/>
       <w:lvlJc w:val="left"/>
       <w:pPr>
         <w:tabs>
@@ -32488,7 +32479,6 @@
       <w:start w:val="1"/>
       <w:numFmt w:val="bullet"/>
       <w:lvlText w:val=""/>
-      <w:lvlPicBulletId w:val="0"/>
       <w:lvlJc w:val="left"/>
       <w:pPr>
         <w:tabs>

--- a/artifacts/manuscript_final/supplementary_information_final.docx
+++ b/artifacts/manuscript_final/supplementary_information_final.docx
@@ -7179,8 +7179,25 @@
       <w:r>
         <w:rPr>
           <w:rFonts w:ascii="Times New Roman" w:hAnsi="Times New Roman" w:cs="Times New Roman"/>
+          <w:highlight w:val="yellow"/>
         </w:rPr>
-        <w:t>Fig. S-4 shows predicted cell contours on the phase-gradient magnitude for one validation window, as a qualitative illustration of the boundary cue used by the BGA term. Its quantitative effect is assessed by the loss ablation (Table 3 of the main text and Table S-2).</w:t>
+        <w:t xml:space="preserve">Fig. S-4 shows the predicted cell contours of EdgeSAM (</w:t>
+      </w:r>
+      <w:r>
+        <w:rPr>
+          <w:rFonts w:ascii="Times New Roman" w:hAnsi="Times New Roman" w:cs="Times New Roman"/>
+          <w:i/>
+          <w:iCs/>
+          <w:highlight w:val="yellow"/>
+        </w:rPr>
+        <w:t xml:space="preserve">r</w:t>
+      </w:r>
+      <w:r>
+        <w:rPr>
+          <w:rFonts w:ascii="Times New Roman" w:hAnsi="Times New Roman" w:cs="Times New Roman"/>
+          <w:highlight w:val="yellow"/>
+        </w:rPr>
+        <w:t xml:space="preserve">=32) on the phase-gradient magnitude for one validation image, as a qualitative illustration of the boundary cue used by the BGA term. Its quantitative effect is assessed by the loss ablation (Table 3 of the main text and Table S-2).</w:t>
       </w:r>
     </w:p>
     <w:p>
@@ -7259,7 +7276,7 @@
         <w:rPr>
           <w:highlight w:val="yellow"/>
         </w:rPr>
-        <w:t xml:space="preserve">Phase map, phase-gradient magnitude, and contours of EdgeSAM (</w:t>
+        <w:t xml:space="preserve">Phase map (rad), phase-gradient magnitude, and contours of EdgeSAM (</w:t>
       </w:r>
       <w:r>
         <w:rPr>
@@ -7273,21 +7290,7 @@
         <w:rPr>
           <w:highlight w:val="yellow"/>
         </w:rPr>
-        <w:t xml:space="preserve">=32) and MobileSAM (</w:t>
-      </w:r>
-      <w:r>
-        <w:rPr>
-          <w:i/>
-          <w:iCs/>
-          <w:highlight w:val="yellow"/>
-        </w:rPr>
-        <w:t xml:space="preserve">r</w:t>
-      </w:r>
-      <w:r>
-        <w:rPr>
-          <w:highlight w:val="yellow"/>
-        </w:rPr>
-        <w:t xml:space="preserve">=8) (seed 42) on the gradient magnitude. The window is the 256 × 256 px window with the most annotated foreground on a 32 px grid within the validation image with the most annotated foreground; it coincides with the discocyte window of Fig. 6 because discocytes dominate that image.</w:t>
+        <w:t xml:space="preserve">=32) (training seed 42) on the phase-gradient magnitude, for the full 768 × 768 px field (110.7 µm) of the validation image with the most annotated foreground. Scale bars: 20 µm.</w:t>
       </w:r>
     </w:p>
     <w:p>

--- a/artifacts/manuscript_final/supplementary_information_final.docx
+++ b/artifacts/manuscript_final/supplementary_information_final.docx
@@ -7181,23 +7181,7 @@
           <w:rFonts w:ascii="Times New Roman" w:hAnsi="Times New Roman" w:cs="Times New Roman"/>
           <w:highlight w:val="yellow"/>
         </w:rPr>
-        <w:t xml:space="preserve">Fig. S-4 shows the predicted cell contours of EdgeSAM (</w:t>
-      </w:r>
-      <w:r>
-        <w:rPr>
-          <w:rFonts w:ascii="Times New Roman" w:hAnsi="Times New Roman" w:cs="Times New Roman"/>
-          <w:i/>
-          <w:iCs/>
-          <w:highlight w:val="yellow"/>
-        </w:rPr>
-        <w:t xml:space="preserve">r</w:t>
-      </w:r>
-      <w:r>
-        <w:rPr>
-          <w:rFonts w:ascii="Times New Roman" w:hAnsi="Times New Roman" w:cs="Times New Roman"/>
-          <w:highlight w:val="yellow"/>
-        </w:rPr>
-        <w:t xml:space="preserve">=32) on the phase-gradient magnitude for one validation image, as a qualitative illustration of the boundary cue used by the BGA term. Its quantitative effect is assessed by the loss ablation (Table 3 of the main text and Table S-2).</w:t>
+        <w:t xml:space="preserve">Fig. S-4 shows predicted cell contours on the phase-gradient magnitude for one validation window, as a qualitative illustration of the boundary cue used by the BGA term. Its quantitative effect is assessed by the loss ablation (Table 3 of the main text and Table S-2).</w:t>
       </w:r>
     </w:p>
     <w:p>
@@ -7276,7 +7260,7 @@
         <w:rPr>
           <w:highlight w:val="yellow"/>
         </w:rPr>
-        <w:t xml:space="preserve">Phase map (rad), phase-gradient magnitude, and contours of EdgeSAM (</w:t>
+        <w:t xml:space="preserve">Phase map, phase-gradient magnitude, and contours of EdgeSAM (</w:t>
       </w:r>
       <w:r>
         <w:rPr>
@@ -7290,7 +7274,21 @@
         <w:rPr>
           <w:highlight w:val="yellow"/>
         </w:rPr>
-        <w:t xml:space="preserve">=32) (training seed 42) on the phase-gradient magnitude, for the full 768 × 768 px field (110.7 µm) of the validation image with the most annotated foreground. Scale bars: 20 µm.</w:t>
+        <w:t xml:space="preserve">=32) and MobileSAM (</w:t>
+      </w:r>
+      <w:r>
+        <w:rPr>
+          <w:i/>
+          <w:iCs/>
+          <w:highlight w:val="yellow"/>
+        </w:rPr>
+        <w:t xml:space="preserve">r</w:t>
+      </w:r>
+      <w:r>
+        <w:rPr>
+          <w:highlight w:val="yellow"/>
+        </w:rPr>
+        <w:t xml:space="preserve">=8) (seed 42) on the gradient magnitude. The window is the 256 × 256 px window with the most annotated foreground on a 32 px grid within the validation image with the most annotated foreground; it coincides with the discocyte window of Fig. 6 because discocytes dominate that image.</w:t>
       </w:r>
     </w:p>
     <w:p>
